--- a/ind/docx/61.content.docx
+++ b/ind/docx/61.content.docx
@@ -1812,18 +1812,12 @@
         </w:rPr>
         <w:t xml:space="preserve"> menunjukkan bahwa ayat ini memberikan alasan untuk hasil yang diharapkan, yaitu perintah Petrus dalam </w:t>
       </w:r>
-      <w:hyperlink r:id="rId13">
-        <w:r>
-          <w:rPr>
-            <w:lang w:val="id_ID" w:bidi="id_ID"/>
-          </w:rPr>
-          <w:rPr>
-            <w:color w:val="0000EE"/>
-            <w:u w:val="single"/>
-          </w:rPr>
-          <w:t>1:5–7</w:t>
-        </w:r>
-      </w:hyperlink>
+      <w:r>
+        <w:rPr>
+          <w:lang w:val="id_ID" w:bidi="id_ID"/>
+        </w:rPr>
+        <w:t>1:5–7</w:t>
+      </w:r>
       <w:r>
         <w:rPr>
           <w:lang w:val="id_ID" w:bidi="id_ID"/>
@@ -6054,18 +6048,12 @@
         </w:rPr>
         <w:t xml:space="preserve"> di sini menunjukkan bahwa Petrus memberikan alasan mengapa pendengarnya harus menaati perintah yang diberikan dalam </w:t>
       </w:r>
-      <w:hyperlink r:id="rId13">
-        <w:r>
-          <w:rPr>
-            <w:lang w:val="id_ID" w:bidi="id_ID"/>
-          </w:rPr>
-          <w:rPr>
-            <w:color w:val="0000EE"/>
-            <w:u w:val="single"/>
-          </w:rPr>
-          <w:t>1:5–7</w:t>
-        </w:r>
-      </w:hyperlink>
+      <w:r>
+        <w:rPr>
+          <w:lang w:val="id_ID" w:bidi="id_ID"/>
+        </w:rPr>
+        <w:t>1:5–7</w:t>
+      </w:r>
       <w:r>
         <w:rPr>
           <w:lang w:val="id_ID" w:bidi="id_ID"/>
@@ -6251,18 +6239,12 @@
         </w:rPr>
         <w:t xml:space="preserve"> merujuk kembali kepada iman, kebaikan, pengetahuan, penguasaan diri, ketekunan, kesalehan, kasih sayang persaudaraan, dan kasih yang disebutkan Petrus dalam </w:t>
       </w:r>
-      <w:hyperlink r:id="rId13">
-        <w:r>
-          <w:rPr>
-            <w:lang w:val="id_ID" w:bidi="id_ID"/>
-          </w:rPr>
-          <w:rPr>
-            <w:color w:val="0000EE"/>
-            <w:u w:val="single"/>
-          </w:rPr>
-          <w:t>1:5–7</w:t>
-        </w:r>
-      </w:hyperlink>
+      <w:r>
+        <w:rPr>
+          <w:lang w:val="id_ID" w:bidi="id_ID"/>
+        </w:rPr>
+        <w:t>1:5–7</w:t>
+      </w:r>
       <w:r>
         <w:rPr>
           <w:lang w:val="id_ID" w:bidi="id_ID"/>
@@ -6756,36 +6738,24 @@
         </w:rPr>
         <w:t xml:space="preserve"> menunjukkan bahwa Petrus memberikan alasan lain mengapa para pendengarnya harus menaati perintah yang diberikan dalam </w:t>
       </w:r>
-      <w:hyperlink r:id="rId13">
-        <w:r>
-          <w:rPr>
-            <w:lang w:val="id_ID" w:bidi="id_ID"/>
-          </w:rPr>
-          <w:rPr>
-            <w:color w:val="0000EE"/>
-            <w:u w:val="single"/>
-          </w:rPr>
-          <w:t>1:5–7</w:t>
-        </w:r>
-      </w:hyperlink>
+      <w:r>
+        <w:rPr>
+          <w:lang w:val="id_ID" w:bidi="id_ID"/>
+        </w:rPr>
+        <w:t>1:5–7</w:t>
+      </w:r>
       <w:r>
         <w:rPr>
           <w:lang w:val="id_ID" w:bidi="id_ID"/>
         </w:rPr>
         <w:t xml:space="preserve">. Petrus memberikan alasan yang positif dalam </w:t>
       </w:r>
-      <w:hyperlink r:id="rId14">
-        <w:r>
-          <w:rPr>
-            <w:lang w:val="id_ID" w:bidi="id_ID"/>
-          </w:rPr>
-          <w:rPr>
-            <w:color w:val="0000EE"/>
-            <w:u w:val="single"/>
-          </w:rPr>
-          <w:t>1:8</w:t>
-        </w:r>
-      </w:hyperlink>
+      <w:r>
+        <w:rPr>
+          <w:lang w:val="id_ID" w:bidi="id_ID"/>
+        </w:rPr>
+        <w:t>1:8</w:t>
+      </w:r>
       <w:r>
         <w:rPr>
           <w:lang w:val="id_ID" w:bidi="id_ID"/>
@@ -6984,18 +6954,12 @@
         </w:rPr>
         <w:t xml:space="preserve"> merujuk kembali kepada iman, kebaikan, pengetahuan, penguasaan diri, ketekunan, kesalehan, kasih sayang persaudaraan, dan kasih, yang disebutkan oleh Petrus dalam </w:t>
       </w:r>
-      <w:hyperlink r:id="rId13">
-        <w:r>
-          <w:rPr>
-            <w:lang w:val="id_ID" w:bidi="id_ID"/>
-          </w:rPr>
-          <w:rPr>
-            <w:color w:val="0000EE"/>
-            <w:u w:val="single"/>
-          </w:rPr>
-          <w:t>1:5–7</w:t>
-        </w:r>
-      </w:hyperlink>
+      <w:r>
+        <w:rPr>
+          <w:lang w:val="id_ID" w:bidi="id_ID"/>
+        </w:rPr>
+        <w:t>1:5–7</w:t>
+      </w:r>
       <w:r>
         <w:rPr>
           <w:lang w:val="id_ID" w:bidi="id_ID"/>
@@ -7630,18 +7594,12 @@
         </w:rPr>
         <w:t xml:space="preserve"> untuk memperkenalkan penjelasan tentang apa yang harus dilakukan oleh para pembacanya sebagai hasil dari apa yang baru saja ia katakan. Ia secara khusus mengacu pada dua alasan untuk ketaatan yang diberikan dalam </w:t>
       </w:r>
-      <w:hyperlink r:id="rId15">
-        <w:r>
-          <w:rPr>
-            <w:lang w:val="id_ID" w:bidi="id_ID"/>
-          </w:rPr>
-          <w:rPr>
-            <w:color w:val="0000EE"/>
-            <w:u w:val="single"/>
-          </w:rPr>
-          <w:t>1:8–9</w:t>
-        </w:r>
-      </w:hyperlink>
+      <w:r>
+        <w:rPr>
+          <w:lang w:val="id_ID" w:bidi="id_ID"/>
+        </w:rPr>
+        <w:t>1:8–9</w:t>
+      </w:r>
       <w:r>
         <w:rPr>
           <w:lang w:val="id_ID" w:bidi="id_ID"/>
@@ -8058,18 +8016,12 @@
         </w:rPr>
         <w:t xml:space="preserve"> merujuk kembali kepada iman, kebaikan, pengetahuan, penguasaan diri, ketekunan, kesalehan, kasih sayang persaudaraan, dan kasih yang disebutkan Petrus dalam </w:t>
       </w:r>
-      <w:hyperlink r:id="rId13">
-        <w:r>
-          <w:rPr>
-            <w:lang w:val="id_ID" w:bidi="id_ID"/>
-          </w:rPr>
-          <w:rPr>
-            <w:color w:val="0000EE"/>
-            <w:u w:val="single"/>
-          </w:rPr>
-          <w:t>1:5–7</w:t>
-        </w:r>
-      </w:hyperlink>
+      <w:r>
+        <w:rPr>
+          <w:lang w:val="id_ID" w:bidi="id_ID"/>
+        </w:rPr>
+        <w:t>1:5–7</w:t>
+      </w:r>
       <w:r>
         <w:rPr>
           <w:lang w:val="id_ID" w:bidi="id_ID"/>
@@ -8421,36 +8373,24 @@
         </w:rPr>
         <w:t xml:space="preserve"> menunjukkan bahwa Petrus memberikan alasan mengapa para pembacanya harus menaati perintah-perintah yang diberikan dalam </w:t>
       </w:r>
-      <w:hyperlink r:id="rId13">
-        <w:r>
-          <w:rPr>
-            <w:lang w:val="id_ID" w:bidi="id_ID"/>
-          </w:rPr>
-          <w:rPr>
-            <w:color w:val="0000EE"/>
-            <w:u w:val="single"/>
-          </w:rPr>
-          <w:t>1:5–7</w:t>
-        </w:r>
-      </w:hyperlink>
+      <w:r>
+        <w:rPr>
+          <w:lang w:val="id_ID" w:bidi="id_ID"/>
+        </w:rPr>
+        <w:t>1:5–7</w:t>
+      </w:r>
       <w:r>
         <w:rPr>
           <w:lang w:val="id_ID" w:bidi="id_ID"/>
         </w:rPr>
         <w:t xml:space="preserve"> dan </w:t>
       </w:r>
-      <w:hyperlink r:id="rId16">
-        <w:r>
-          <w:rPr>
-            <w:lang w:val="id_ID" w:bidi="id_ID"/>
-          </w:rPr>
-          <w:rPr>
-            <w:color w:val="0000EE"/>
-            <w:u w:val="single"/>
-          </w:rPr>
-          <w:t>1:10</w:t>
-        </w:r>
-      </w:hyperlink>
+      <w:r>
+        <w:rPr>
+          <w:lang w:val="id_ID" w:bidi="id_ID"/>
+        </w:rPr>
+        <w:t>1:10</w:t>
+      </w:r>
       <w:r>
         <w:rPr>
           <w:lang w:val="id_ID" w:bidi="id_ID"/>
@@ -8553,18 +8493,12 @@
         </w:rPr>
         <w:t xml:space="preserve"> merujuk kembali kepada cara hidup yang mencakup iman, kebaikan, pengetahuan, penguasaan diri, ketekunan, kesalehan, kasih sayang persaudaraan, dan kasih, yang Petrus sebutkan di dalam </w:t>
       </w:r>
-      <w:hyperlink r:id="rId13">
-        <w:r>
-          <w:rPr>
-            <w:lang w:val="id_ID" w:bidi="id_ID"/>
-          </w:rPr>
-          <w:rPr>
-            <w:color w:val="0000EE"/>
-            <w:u w:val="single"/>
-          </w:rPr>
-          <w:t>1:5–7</w:t>
-        </w:r>
-      </w:hyperlink>
+      <w:r>
+        <w:rPr>
+          <w:lang w:val="id_ID" w:bidi="id_ID"/>
+        </w:rPr>
+        <w:t>1:5–7</w:t>
+      </w:r>
       <w:r>
         <w:rPr>
           <w:lang w:val="id_ID" w:bidi="id_ID"/>
@@ -8833,36 +8767,24 @@
         </w:rPr>
         <w:t xml:space="preserve">Pernyataan Penghubung: Petrus menggunakan kata “karena itu” untuk memperkenalkan tujuan suratnya. Untuk mendorong para pembacanya melakukan semua yang telah ia katakan dalam </w:t>
       </w:r>
-      <w:hyperlink r:id="rId17">
-        <w:r>
-          <w:rPr>
-            <w:lang w:val="id_ID" w:bidi="id_ID"/>
-          </w:rPr>
-          <w:rPr>
-            <w:color w:val="0000EE"/>
-            <w:u w:val="single"/>
-          </w:rPr>
-          <w:t>1:5–10</w:t>
-        </w:r>
-      </w:hyperlink>
+      <w:r>
+        <w:rPr>
+          <w:lang w:val="id_ID" w:bidi="id_ID"/>
+        </w:rPr>
+        <w:t>1:5–10</w:t>
+      </w:r>
       <w:r>
         <w:rPr>
           <w:lang w:val="id_ID" w:bidi="id_ID"/>
         </w:rPr>
         <w:t xml:space="preserve">, dan terutama karena janjinya dalam </w:t>
       </w:r>
-      <w:hyperlink r:id="rId18">
-        <w:r>
-          <w:rPr>
-            <w:lang w:val="id_ID" w:bidi="id_ID"/>
-          </w:rPr>
-          <w:rPr>
-            <w:color w:val="0000EE"/>
-            <w:u w:val="single"/>
-          </w:rPr>
-          <w:t>1:11</w:t>
-        </w:r>
-      </w:hyperlink>
+      <w:r>
+        <w:rPr>
+          <w:lang w:val="id_ID" w:bidi="id_ID"/>
+        </w:rPr>
+        <w:t>1:11</w:t>
+      </w:r>
       <w:r>
         <w:rPr>
           <w:lang w:val="id_ID" w:bidi="id_ID"/>
@@ -8965,18 +8887,12 @@
         </w:rPr>
         <w:t xml:space="preserve"> merujuk kembali kepada apa yang telah dinyatakan Petrus dalam ayat-ayat sebelumnya, khususnya iman, kebaikan, pengetahuan, penguasaan diri, ketekunan, kesalehan, kasih sayang persaudaraan, dan kasih, yang telah disebutkan oleh Petrus dalam </w:t>
       </w:r>
-      <w:hyperlink r:id="rId13">
-        <w:r>
-          <w:rPr>
-            <w:lang w:val="id_ID" w:bidi="id_ID"/>
-          </w:rPr>
-          <w:rPr>
-            <w:color w:val="0000EE"/>
-            <w:u w:val="single"/>
-          </w:rPr>
-          <w:t>1:5–7</w:t>
-        </w:r>
-      </w:hyperlink>
+      <w:r>
+        <w:rPr>
+          <w:lang w:val="id_ID" w:bidi="id_ID"/>
+        </w:rPr>
+        <w:t>1:5–7</w:t>
+      </w:r>
       <w:r>
         <w:rPr>
           <w:lang w:val="id_ID" w:bidi="id_ID"/>
@@ -9904,18 +9820,12 @@
         </w:rPr>
         <w:t xml:space="preserve">Dalam anak kalimat ini, Petrus memberikan alasan mengapa ia akan selalu mengingatkan para pembacanya akan kebenaran-kebenaran doktrinal dalam surat ini, khususnya iman, kebaikan, pengetahuan, penguasaan diri, ketekunan, kesalehan, kasih persaudaraan, dan kasih, yang Petrus sebutkan dalam </w:t>
       </w:r>
-      <w:hyperlink r:id="rId13">
-        <w:r>
-          <w:rPr>
-            <w:lang w:val="id_ID" w:bidi="id_ID"/>
-          </w:rPr>
-          <w:rPr>
-            <w:color w:val="0000EE"/>
-            <w:u w:val="single"/>
-          </w:rPr>
-          <w:t>1:5–7</w:t>
-        </w:r>
-      </w:hyperlink>
+      <w:r>
+        <w:rPr>
+          <w:lang w:val="id_ID" w:bidi="id_ID"/>
+        </w:rPr>
+        <w:t>1:5–7</w:t>
+      </w:r>
       <w:r>
         <w:rPr>
           <w:lang w:val="id_ID" w:bidi="id_ID"/>
@@ -10453,18 +10363,12 @@
         </w:rPr>
         <w:t xml:space="preserve"> mengacu pada apa yang dikatakan Petrus dalam ayat-ayat sebelumnya, khususnya iman, kebaikan, pengetahuan, penguasaan diri, ketekunan, kesalehan, kasih sayang persaudaraan, dan kasih yang telah Petrus sebutkan dalam </w:t>
       </w:r>
-      <w:hyperlink r:id="rId13">
-        <w:r>
-          <w:rPr>
-            <w:lang w:val="id_ID" w:bidi="id_ID"/>
-          </w:rPr>
-          <w:rPr>
-            <w:color w:val="0000EE"/>
-            <w:u w:val="single"/>
-          </w:rPr>
-          <w:t>1:5–7</w:t>
-        </w:r>
-      </w:hyperlink>
+      <w:r>
+        <w:rPr>
+          <w:lang w:val="id_ID" w:bidi="id_ID"/>
+        </w:rPr>
+        <w:t>1:5–7</w:t>
+      </w:r>
       <w:r>
         <w:rPr>
           <w:lang w:val="id_ID" w:bidi="id_ID"/>
@@ -10663,36 +10567,24 @@
         </w:rPr>
         <w:t xml:space="preserve"> menunjukkan bahwa dalam </w:t>
       </w:r>
-      <w:hyperlink r:id="rId19">
-        <w:r>
-          <w:rPr>
-            <w:lang w:val="id_ID" w:bidi="id_ID"/>
-          </w:rPr>
-          <w:rPr>
-            <w:color w:val="0000EE"/>
-            <w:u w:val="single"/>
-          </w:rPr>
-          <w:t>1:16–21</w:t>
-        </w:r>
-      </w:hyperlink>
+      <w:r>
+        <w:rPr>
+          <w:lang w:val="id_ID" w:bidi="id_ID"/>
+        </w:rPr>
+        <w:t>1:16–21</w:t>
+      </w:r>
       <w:r>
         <w:rPr>
           <w:lang w:val="id_ID" w:bidi="id_ID"/>
         </w:rPr>
         <w:t xml:space="preserve"> Petrus menjelaskan kepada jemaat mengapa mereka harus mengingat “hal-hal ini”, yang telah disebutkan dalam </w:t>
       </w:r>
-      <w:hyperlink r:id="rId13">
-        <w:r>
-          <w:rPr>
-            <w:lang w:val="id_ID" w:bidi="id_ID"/>
-          </w:rPr>
-          <w:rPr>
-            <w:color w:val="0000EE"/>
-            <w:u w:val="single"/>
-          </w:rPr>
-          <w:t>1:5–7</w:t>
-        </w:r>
-      </w:hyperlink>
+      <w:r>
+        <w:rPr>
+          <w:lang w:val="id_ID" w:bidi="id_ID"/>
+        </w:rPr>
+        <w:t>1:5–7</w:t>
+      </w:r>
       <w:r>
         <w:rPr>
           <w:lang w:val="id_ID" w:bidi="id_ID"/>
@@ -11414,18 +11306,12 @@
         </w:rPr>
         <w:t xml:space="preserve"> menunjukkan bahwa apa yang terjadi setelahnya dalam </w:t>
       </w:r>
-      <w:hyperlink r:id="rId20">
-        <w:r>
-          <w:rPr>
-            <w:lang w:val="id_ID" w:bidi="id_ID"/>
-          </w:rPr>
-          <w:rPr>
-            <w:color w:val="0000EE"/>
-            <w:u w:val="single"/>
-          </w:rPr>
-          <w:t>1:17–18</w:t>
-        </w:r>
-      </w:hyperlink>
+      <w:r>
+        <w:rPr>
+          <w:lang w:val="id_ID" w:bidi="id_ID"/>
+        </w:rPr>
+        <w:t>1:17–18</w:t>
+      </w:r>
       <w:r>
         <w:rPr>
           <w:lang w:val="id_ID" w:bidi="id_ID"/>
@@ -12712,18 +12598,12 @@
         </w:rPr>
         <w:t xml:space="preserve"> dapat merujuk pada: (1) sesuatu yang sangat dapat diandalkan. Dalam hal ini, Petrus mengatakan dalam </w:t>
       </w:r>
-      <w:hyperlink r:id="rId21">
-        <w:r>
-          <w:rPr>
-            <w:lang w:val="id_ID" w:bidi="id_ID"/>
-          </w:rPr>
-          <w:rPr>
-            <w:color w:val="0000EE"/>
-            <w:u w:val="single"/>
-          </w:rPr>
-          <w:t>1:18–19</w:t>
-        </w:r>
-      </w:hyperlink>
+      <w:r>
+        <w:rPr>
+          <w:lang w:val="id_ID" w:bidi="id_ID"/>
+        </w:rPr>
+        <w:t>1:18–19</w:t>
+      </w:r>
       <w:r>
         <w:rPr>
           <w:lang w:val="id_ID" w:bidi="id_ID"/>
@@ -16930,18 +16810,12 @@
         </w:rPr>
         <w:t xml:space="preserve"> merujuk kepada guru-guru palsu yang diperkenalkan dalam </w:t>
       </w:r>
-      <w:hyperlink r:id="rId22">
-        <w:r>
-          <w:rPr>
-            <w:lang w:val="id_ID" w:bidi="id_ID"/>
-          </w:rPr>
-          <w:rPr>
-            <w:color w:val="0000EE"/>
-            <w:u w:val="single"/>
-          </w:rPr>
-          <w:t>2:1</w:t>
-        </w:r>
-      </w:hyperlink>
+      <w:r>
+        <w:rPr>
+          <w:lang w:val="id_ID" w:bidi="id_ID"/>
+        </w:rPr>
+        <w:t>2:1</w:t>
+      </w:r>
       <w:r>
         <w:rPr>
           <w:lang w:val="id_ID" w:bidi="id_ID"/>
@@ -17044,18 +16918,12 @@
         </w:rPr>
         <w:t xml:space="preserve"> merujuk kepada guru-guru palsu yang diperkenalkan dalam </w:t>
       </w:r>
-      <w:hyperlink r:id="rId22">
-        <w:r>
-          <w:rPr>
-            <w:lang w:val="id_ID" w:bidi="id_ID"/>
-          </w:rPr>
-          <w:rPr>
-            <w:color w:val="0000EE"/>
-            <w:u w:val="single"/>
-          </w:rPr>
-          <w:t>2:1</w:t>
-        </w:r>
-      </w:hyperlink>
+      <w:r>
+        <w:rPr>
+          <w:lang w:val="id_ID" w:bidi="id_ID"/>
+        </w:rPr>
+        <w:t>2:1</w:t>
+      </w:r>
       <w:r>
         <w:rPr>
           <w:lang w:val="id_ID" w:bidi="id_ID"/>
@@ -17714,36 +17582,24 @@
         </w:rPr>
         <w:t xml:space="preserve"> menunjukkan awal dari sebuah kalimat bersyarat yang terbentang dari </w:t>
       </w:r>
-      <w:hyperlink r:id="rId23">
-        <w:r>
-          <w:rPr>
-            <w:lang w:val="id_ID" w:bidi="id_ID"/>
-          </w:rPr>
-          <w:rPr>
-            <w:color w:val="0000EE"/>
-            <w:u w:val="single"/>
-          </w:rPr>
-          <w:t>2:4</w:t>
-        </w:r>
-      </w:hyperlink>
+      <w:r>
+        <w:rPr>
+          <w:lang w:val="id_ID" w:bidi="id_ID"/>
+        </w:rPr>
+        <w:t>2:4</w:t>
+      </w:r>
       <w:r>
         <w:rPr>
           <w:lang w:val="id_ID" w:bidi="id_ID"/>
         </w:rPr>
         <w:t xml:space="preserve"> hingga </w:t>
       </w:r>
-      <w:hyperlink r:id="rId24">
-        <w:r>
-          <w:rPr>
-            <w:lang w:val="id_ID" w:bidi="id_ID"/>
-          </w:rPr>
-          <w:rPr>
-            <w:color w:val="0000EE"/>
-            <w:u w:val="single"/>
-          </w:rPr>
-          <w:t>2:10</w:t>
-        </w:r>
-      </w:hyperlink>
+      <w:r>
+        <w:rPr>
+          <w:lang w:val="id_ID" w:bidi="id_ID"/>
+        </w:rPr>
+        <w:t>2:10</w:t>
+      </w:r>
       <w:r>
         <w:rPr>
           <w:lang w:val="id_ID" w:bidi="id_ID"/>
@@ -18817,36 +18673,24 @@
         </w:rPr>
         <w:t xml:space="preserve"> menunjukkan awal dari kondisi kedua dalam kalimat bersyarat yang terbentang dari </w:t>
       </w:r>
-      <w:hyperlink r:id="rId23">
-        <w:r>
-          <w:rPr>
-            <w:lang w:val="id_ID" w:bidi="id_ID"/>
-          </w:rPr>
-          <w:rPr>
-            <w:color w:val="0000EE"/>
-            <w:u w:val="single"/>
-          </w:rPr>
-          <w:t>2:4</w:t>
-        </w:r>
-      </w:hyperlink>
+      <w:r>
+        <w:rPr>
+          <w:lang w:val="id_ID" w:bidi="id_ID"/>
+        </w:rPr>
+        <w:t>2:4</w:t>
+      </w:r>
       <w:r>
         <w:rPr>
           <w:lang w:val="id_ID" w:bidi="id_ID"/>
         </w:rPr>
         <w:t xml:space="preserve"> hingga </w:t>
       </w:r>
-      <w:hyperlink r:id="rId24">
-        <w:r>
-          <w:rPr>
-            <w:lang w:val="id_ID" w:bidi="id_ID"/>
-          </w:rPr>
-          <w:rPr>
-            <w:color w:val="0000EE"/>
-            <w:u w:val="single"/>
-          </w:rPr>
-          <w:t>2:10</w:t>
-        </w:r>
-      </w:hyperlink>
+      <w:r>
+        <w:rPr>
+          <w:lang w:val="id_ID" w:bidi="id_ID"/>
+        </w:rPr>
+        <w:t>2:10</w:t>
+      </w:r>
       <w:r>
         <w:rPr>
           <w:lang w:val="id_ID" w:bidi="id_ID"/>
@@ -19032,18 +18876,12 @@
         </w:rPr>
         <w:t xml:space="preserve">Seperti dalam </w:t>
       </w:r>
-      <w:hyperlink r:id="rId23">
-        <w:r>
-          <w:rPr>
-            <w:lang w:val="id_ID" w:bidi="id_ID"/>
-          </w:rPr>
-          <w:rPr>
-            <w:color w:val="0000EE"/>
-            <w:u w:val="single"/>
-          </w:rPr>
-          <w:t>2:4</w:t>
-        </w:r>
-      </w:hyperlink>
+      <w:r>
+        <w:rPr>
+          <w:lang w:val="id_ID" w:bidi="id_ID"/>
+        </w:rPr>
+        <w:t>2:4</w:t>
+      </w:r>
       <w:r>
         <w:rPr>
           <w:lang w:val="id_ID" w:bidi="id_ID"/>
@@ -19765,36 +19603,24 @@
         </w:rPr>
         <w:t xml:space="preserve"> menunjukkan awal dari syarat ketiga dalam kalimat bersyarat yang terbentang dari </w:t>
       </w:r>
-      <w:hyperlink r:id="rId23">
-        <w:r>
-          <w:rPr>
-            <w:lang w:val="id_ID" w:bidi="id_ID"/>
-          </w:rPr>
-          <w:rPr>
-            <w:color w:val="0000EE"/>
-            <w:u w:val="single"/>
-          </w:rPr>
-          <w:t>2:4</w:t>
-        </w:r>
-      </w:hyperlink>
+      <w:r>
+        <w:rPr>
+          <w:lang w:val="id_ID" w:bidi="id_ID"/>
+        </w:rPr>
+        <w:t>2:4</w:t>
+      </w:r>
       <w:r>
         <w:rPr>
           <w:lang w:val="id_ID" w:bidi="id_ID"/>
         </w:rPr>
         <w:t xml:space="preserve"> hingga </w:t>
       </w:r>
-      <w:hyperlink r:id="rId24">
-        <w:r>
-          <w:rPr>
-            <w:lang w:val="id_ID" w:bidi="id_ID"/>
-          </w:rPr>
-          <w:rPr>
-            <w:color w:val="0000EE"/>
-            <w:u w:val="single"/>
-          </w:rPr>
-          <w:t>2:10</w:t>
-        </w:r>
-      </w:hyperlink>
+      <w:r>
+        <w:rPr>
+          <w:lang w:val="id_ID" w:bidi="id_ID"/>
+        </w:rPr>
+        <w:t>2:10</w:t>
+      </w:r>
       <w:r>
         <w:rPr>
           <w:lang w:val="id_ID" w:bidi="id_ID"/>
@@ -20440,36 +20266,24 @@
         </w:rPr>
         <w:t xml:space="preserve"> menunjukkan awal dari kondisi keempat dalam kalimat bersyarat yang terbentang dari </w:t>
       </w:r>
-      <w:hyperlink r:id="rId23">
-        <w:r>
-          <w:rPr>
-            <w:lang w:val="id_ID" w:bidi="id_ID"/>
-          </w:rPr>
-          <w:rPr>
-            <w:color w:val="0000EE"/>
-            <w:u w:val="single"/>
-          </w:rPr>
-          <w:t>2:4</w:t>
-        </w:r>
-      </w:hyperlink>
+      <w:r>
+        <w:rPr>
+          <w:lang w:val="id_ID" w:bidi="id_ID"/>
+        </w:rPr>
+        <w:t>2:4</w:t>
+      </w:r>
       <w:r>
         <w:rPr>
           <w:lang w:val="id_ID" w:bidi="id_ID"/>
         </w:rPr>
         <w:t xml:space="preserve"> hingga </w:t>
       </w:r>
-      <w:hyperlink r:id="rId24">
-        <w:r>
-          <w:rPr>
-            <w:lang w:val="id_ID" w:bidi="id_ID"/>
-          </w:rPr>
-          <w:rPr>
-            <w:color w:val="0000EE"/>
-            <w:u w:val="single"/>
-          </w:rPr>
-          <w:t>2:10</w:t>
-        </w:r>
-      </w:hyperlink>
+      <w:r>
+        <w:rPr>
+          <w:lang w:val="id_ID" w:bidi="id_ID"/>
+        </w:rPr>
+        <w:t>2:10</w:t>
+      </w:r>
       <w:r>
         <w:rPr>
           <w:lang w:val="id_ID" w:bidi="id_ID"/>
@@ -21128,18 +20942,12 @@
         </w:rPr>
         <w:t xml:space="preserve"> dengan kata sifat. Lihat bagaimana Anda menerjemahkan bentuk jamak dari istilah ini di </w:t>
       </w:r>
-      <w:hyperlink r:id="rId25">
-        <w:r>
-          <w:rPr>
-            <w:lang w:val="id_ID" w:bidi="id_ID"/>
-          </w:rPr>
-          <w:rPr>
-            <w:color w:val="0000EE"/>
-            <w:u w:val="single"/>
-          </w:rPr>
-          <w:t>2:2</w:t>
-        </w:r>
-      </w:hyperlink>
+      <w:r>
+        <w:rPr>
+          <w:lang w:val="id_ID" w:bidi="id_ID"/>
+        </w:rPr>
+        <w:t>2:2</w:t>
+      </w:r>
       <w:r>
         <w:rPr>
           <w:lang w:val="id_ID" w:bidi="id_ID"/>
@@ -22079,72 +21887,48 @@
         </w:rPr>
         <w:t xml:space="preserve">Ayat ini dan ayat berikutnya adalah akhir dari kalimat bersyarat yang terbentang dari </w:t>
       </w:r>
-      <w:hyperlink r:id="rId23">
-        <w:r>
-          <w:rPr>
-            <w:lang w:val="id_ID" w:bidi="id_ID"/>
-          </w:rPr>
-          <w:rPr>
-            <w:color w:val="0000EE"/>
-            <w:u w:val="single"/>
-          </w:rPr>
-          <w:t>2:4</w:t>
-        </w:r>
-      </w:hyperlink>
+      <w:r>
+        <w:rPr>
+          <w:lang w:val="id_ID" w:bidi="id_ID"/>
+        </w:rPr>
+        <w:t>2:4</w:t>
+      </w:r>
       <w:r>
         <w:rPr>
           <w:lang w:val="id_ID" w:bidi="id_ID"/>
         </w:rPr>
         <w:t xml:space="preserve"> hingga </w:t>
       </w:r>
-      <w:hyperlink r:id="rId24">
-        <w:r>
-          <w:rPr>
-            <w:lang w:val="id_ID" w:bidi="id_ID"/>
-          </w:rPr>
-          <w:rPr>
-            <w:color w:val="0000EE"/>
-            <w:u w:val="single"/>
-          </w:rPr>
-          <w:t>2:10</w:t>
-        </w:r>
-      </w:hyperlink>
+      <w:r>
+        <w:rPr>
+          <w:lang w:val="id_ID" w:bidi="id_ID"/>
+        </w:rPr>
+        <w:t>2:10</w:t>
+      </w:r>
       <w:r>
         <w:rPr>
           <w:lang w:val="id_ID" w:bidi="id_ID"/>
         </w:rPr>
         <w:t xml:space="preserve">. Petrus memberikan hasil dari kondisi-kondisi sebelumnya yang benar. Jika Anda telah membuat </w:t>
       </w:r>
-      <w:hyperlink r:id="rId26">
-        <w:r>
-          <w:rPr>
-            <w:lang w:val="id_ID" w:bidi="id_ID"/>
-          </w:rPr>
-          <w:rPr>
-            <w:color w:val="0000EE"/>
-            <w:u w:val="single"/>
-          </w:rPr>
-          <w:t>2:4–10</w:t>
-        </w:r>
-      </w:hyperlink>
+      <w:r>
+        <w:rPr>
+          <w:lang w:val="id_ID" w:bidi="id_ID"/>
+        </w:rPr>
+        <w:t>2:4–10</w:t>
+      </w:r>
       <w:r>
         <w:rPr>
           <w:lang w:val="id_ID" w:bidi="id_ID"/>
         </w:rPr>
         <w:t xml:space="preserve"> menjadi kalimat-kalimat yang terpisah, maka Anda perlu menunjukkan bahwa </w:t>
       </w:r>
-      <w:hyperlink r:id="rId27">
-        <w:r>
-          <w:rPr>
-            <w:lang w:val="id_ID" w:bidi="id_ID"/>
-          </w:rPr>
-          <w:rPr>
-            <w:color w:val="0000EE"/>
-            <w:u w:val="single"/>
-          </w:rPr>
-          <w:t>2:9</w:t>
-        </w:r>
-      </w:hyperlink>
+      <w:r>
+        <w:rPr>
+          <w:lang w:val="id_ID" w:bidi="id_ID"/>
+        </w:rPr>
+        <w:t>2:9</w:t>
+      </w:r>
       <w:r>
         <w:rPr>
           <w:lang w:val="id_ID" w:bidi="id_ID"/>
@@ -23403,18 +23187,12 @@
         </w:rPr>
         <w:t xml:space="preserve"> menandai awal dari bagian kedua dari pasal ini, yang berlanjut hingga akhir </w:t>
       </w:r>
-      <w:hyperlink r:id="rId28">
-        <w:r>
-          <w:rPr>
-            <w:lang w:val="id_ID" w:bidi="id_ID"/>
-          </w:rPr>
-          <w:rPr>
-            <w:color w:val="0000EE"/>
-            <w:u w:val="single"/>
-          </w:rPr>
-          <w:t>2:22</w:t>
-        </w:r>
-      </w:hyperlink>
+      <w:r>
+        <w:rPr>
+          <w:lang w:val="id_ID" w:bidi="id_ID"/>
+        </w:rPr>
+        <w:t>2:22</w:t>
+      </w:r>
       <w:r>
         <w:rPr>
           <w:lang w:val="id_ID" w:bidi="id_ID"/>
@@ -23676,18 +23454,12 @@
         </w:rPr>
         <w:t xml:space="preserve"> merujuk kepada guru-guru palsu yang diperkenalkan Petrus dalam </w:t>
       </w:r>
-      <w:hyperlink r:id="rId22">
-        <w:r>
-          <w:rPr>
-            <w:lang w:val="id_ID" w:bidi="id_ID"/>
-          </w:rPr>
-          <w:rPr>
-            <w:color w:val="0000EE"/>
-            <w:u w:val="single"/>
-          </w:rPr>
-          <w:t>2:1</w:t>
-        </w:r>
-      </w:hyperlink>
+      <w:r>
+        <w:rPr>
+          <w:lang w:val="id_ID" w:bidi="id_ID"/>
+        </w:rPr>
+        <w:t>2:1</w:t>
+      </w:r>
       <w:r>
         <w:rPr>
           <w:lang w:val="id_ID" w:bidi="id_ID"/>
@@ -24326,18 +24098,12 @@
         </w:rPr>
         <w:t xml:space="preserve"> merujuk kepada guru-guru palsu yang diperkenalkan dalam </w:t>
       </w:r>
-      <w:hyperlink r:id="rId22">
-        <w:r>
-          <w:rPr>
-            <w:lang w:val="id_ID" w:bidi="id_ID"/>
-          </w:rPr>
-          <w:rPr>
-            <w:color w:val="0000EE"/>
-            <w:u w:val="single"/>
-          </w:rPr>
-          <w:t>2:1</w:t>
-        </w:r>
-      </w:hyperlink>
+      <w:r>
+        <w:rPr>
+          <w:lang w:val="id_ID" w:bidi="id_ID"/>
+        </w:rPr>
+        <w:t>2:1</w:t>
+      </w:r>
       <w:r>
         <w:rPr>
           <w:lang w:val="id_ID" w:bidi="id_ID"/>
@@ -24976,18 +24742,12 @@
         </w:rPr>
         <w:t xml:space="preserve"> dapat merujuk kepada: (1) “yang mulia” dari </w:t>
       </w:r>
-      <w:hyperlink r:id="rId24">
-        <w:r>
-          <w:rPr>
-            <w:lang w:val="id_ID" w:bidi="id_ID"/>
-          </w:rPr>
-          <w:rPr>
-            <w:color w:val="0000EE"/>
-            <w:u w:val="single"/>
-          </w:rPr>
-          <w:t>2:10</w:t>
-        </w:r>
-      </w:hyperlink>
+      <w:r>
+        <w:rPr>
+          <w:lang w:val="id_ID" w:bidi="id_ID"/>
+        </w:rPr>
+        <w:t>2:10</w:t>
+      </w:r>
       <w:r>
         <w:rPr>
           <w:lang w:val="id_ID" w:bidi="id_ID"/>
@@ -25083,18 +24843,12 @@
         </w:rPr>
         <w:t xml:space="preserve"> merujuk kepada guru-guru palsu yang diperkenalkan dalam </w:t>
       </w:r>
-      <w:hyperlink r:id="rId22">
-        <w:r>
-          <w:rPr>
-            <w:lang w:val="id_ID" w:bidi="id_ID"/>
-          </w:rPr>
-          <w:rPr>
-            <w:color w:val="0000EE"/>
-            <w:u w:val="single"/>
-          </w:rPr>
-          <w:t>2:1</w:t>
-        </w:r>
-      </w:hyperlink>
+      <w:r>
+        <w:rPr>
+          <w:lang w:val="id_ID" w:bidi="id_ID"/>
+        </w:rPr>
+        <w:t>2:1</w:t>
+      </w:r>
       <w:r>
         <w:rPr>
           <w:lang w:val="id_ID" w:bidi="id_ID"/>
@@ -26531,18 +26285,12 @@
         </w:rPr>
         <w:t xml:space="preserve">Klausa ini merujuk pada tindakan guru-guru palsu yang diperkenalkan Petrus dalam </w:t>
       </w:r>
-      <w:hyperlink r:id="rId22">
-        <w:r>
-          <w:rPr>
-            <w:lang w:val="id_ID" w:bidi="id_ID"/>
-          </w:rPr>
-          <w:rPr>
-            <w:color w:val="0000EE"/>
-            <w:u w:val="single"/>
-          </w:rPr>
-          <w:t>2:1</w:t>
-        </w:r>
-      </w:hyperlink>
+      <w:r>
+        <w:rPr>
+          <w:lang w:val="id_ID" w:bidi="id_ID"/>
+        </w:rPr>
+        <w:t>2:1</w:t>
+      </w:r>
       <w:r>
         <w:rPr>
           <w:lang w:val="id_ID" w:bidi="id_ID"/>
@@ -26728,18 +26476,12 @@
         </w:rPr>
         <w:t xml:space="preserve">Klausa ini merujuk pada tindakan guru-guru palsu yang diperkenalkan Petrus dalam </w:t>
       </w:r>
-      <w:hyperlink r:id="rId22">
-        <w:r>
-          <w:rPr>
-            <w:lang w:val="id_ID" w:bidi="id_ID"/>
-          </w:rPr>
-          <w:rPr>
-            <w:color w:val="0000EE"/>
-            <w:u w:val="single"/>
-          </w:rPr>
-          <w:t>2:1</w:t>
-        </w:r>
-      </w:hyperlink>
+      <w:r>
+        <w:rPr>
+          <w:lang w:val="id_ID" w:bidi="id_ID"/>
+        </w:rPr>
+        <w:t>2:1</w:t>
+      </w:r>
       <w:r>
         <w:rPr>
           <w:lang w:val="id_ID" w:bidi="id_ID"/>
@@ -27379,18 +27121,12 @@
         </w:rPr>
         <w:t xml:space="preserve">Di sini, “jalan yang lurus” merujuk kepada cara hidup yang benar dan berkenan kepada Tuhan. Petrus mungkin juga menggunakannya di sini untuk merujuk secara khusus kepada iman Kristen, mirip dengan penggunaan kata “jalan kebenaran” dalam </w:t>
       </w:r>
-      <w:hyperlink r:id="rId25">
-        <w:r>
-          <w:rPr>
-            <w:lang w:val="id_ID" w:bidi="id_ID"/>
-          </w:rPr>
-          <w:rPr>
-            <w:color w:val="0000EE"/>
-            <w:u w:val="single"/>
-          </w:rPr>
-          <w:t>2:2</w:t>
-        </w:r>
-      </w:hyperlink>
+      <w:r>
+        <w:rPr>
+          <w:lang w:val="id_ID" w:bidi="id_ID"/>
+        </w:rPr>
+        <w:t>2:2</w:t>
+      </w:r>
       <w:r>
         <w:rPr>
           <w:lang w:val="id_ID" w:bidi="id_ID"/>
@@ -28793,18 +28529,12 @@
         </w:rPr>
         <w:t xml:space="preserve"> ini merujuk kepada guru-guru palsu yang diperkenalkan dalam </w:t>
       </w:r>
-      <w:hyperlink r:id="rId22">
-        <w:r>
-          <w:rPr>
-            <w:lang w:val="id_ID" w:bidi="id_ID"/>
-          </w:rPr>
-          <w:rPr>
-            <w:color w:val="0000EE"/>
-            <w:u w:val="single"/>
-          </w:rPr>
-          <w:t>2:1</w:t>
-        </w:r>
-      </w:hyperlink>
+      <w:r>
+        <w:rPr>
+          <w:lang w:val="id_ID" w:bidi="id_ID"/>
+        </w:rPr>
+        <w:t>2:1</w:t>
+      </w:r>
       <w:r>
         <w:rPr>
           <w:lang w:val="id_ID" w:bidi="id_ID"/>
@@ -29866,18 +29596,12 @@
         </w:rPr>
         <w:t xml:space="preserve"> merujuk kepada guru-guru palsu yang diperkenalkan dalam </w:t>
       </w:r>
-      <w:hyperlink r:id="rId22">
-        <w:r>
-          <w:rPr>
-            <w:lang w:val="id_ID" w:bidi="id_ID"/>
-          </w:rPr>
-          <w:rPr>
-            <w:color w:val="0000EE"/>
-            <w:u w:val="single"/>
-          </w:rPr>
-          <w:t>2:1</w:t>
-        </w:r>
-      </w:hyperlink>
+      <w:r>
+        <w:rPr>
+          <w:lang w:val="id_ID" w:bidi="id_ID"/>
+        </w:rPr>
+        <w:t>2:1</w:t>
+      </w:r>
       <w:r>
         <w:rPr>
           <w:lang w:val="id_ID" w:bidi="id_ID"/>
@@ -30076,18 +29800,12 @@
         </w:rPr>
         <w:t xml:space="preserve"> merujuk pada tindakan seksual yang tidak bermoral yang menunjukkan kurangnya pengendalian diri. Lihat bagaimana Anda menerjemahkan istilah ini dalam </w:t>
       </w:r>
-      <w:hyperlink r:id="rId25">
-        <w:r>
-          <w:rPr>
-            <w:lang w:val="id_ID" w:bidi="id_ID"/>
-          </w:rPr>
-          <w:rPr>
-            <w:color w:val="0000EE"/>
-            <w:u w:val="single"/>
-          </w:rPr>
-          <w:t>2:2</w:t>
-        </w:r>
-      </w:hyperlink>
+      <w:r>
+        <w:rPr>
+          <w:lang w:val="id_ID" w:bidi="id_ID"/>
+        </w:rPr>
+        <w:t>2:2</w:t>
+      </w:r>
       <w:r>
         <w:rPr>
           <w:lang w:val="id_ID" w:bidi="id_ID"/>
@@ -31173,18 +30891,12 @@
         </w:rPr>
         <w:t xml:space="preserve">Dengan menggunakan metafora yang mirip dengan yang ada dalam </w:t>
       </w:r>
-      <w:hyperlink r:id="rId29">
-        <w:r>
-          <w:rPr>
-            <w:lang w:val="id_ID" w:bidi="id_ID"/>
-          </w:rPr>
-          <w:rPr>
-            <w:color w:val="0000EE"/>
-            <w:u w:val="single"/>
-          </w:rPr>
-          <w:t>2:18</w:t>
-        </w:r>
-      </w:hyperlink>
+      <w:r>
+        <w:rPr>
+          <w:lang w:val="id_ID" w:bidi="id_ID"/>
+        </w:rPr>
+        <w:t>2:18</w:t>
+      </w:r>
       <w:r>
         <w:rPr>
           <w:lang w:val="id_ID" w:bidi="id_ID"/>
@@ -31492,18 +31204,12 @@
         </w:rPr>
         <w:t xml:space="preserve"> dengan frasa verbal. Lihat bagaimana Anda menerjemahkan frasa yang sama di </w:t>
       </w:r>
-      <w:hyperlink r:id="rId30">
-        <w:r>
-          <w:rPr>
-            <w:lang w:val="id_ID" w:bidi="id_ID"/>
-          </w:rPr>
-          <w:rPr>
-            <w:color w:val="0000EE"/>
-            <w:u w:val="single"/>
-          </w:rPr>
-          <w:t>1:2</w:t>
-        </w:r>
-      </w:hyperlink>
+      <w:r>
+        <w:rPr>
+          <w:lang w:val="id_ID" w:bidi="id_ID"/>
+        </w:rPr>
+        <w:t>1:2</w:t>
+      </w:r>
       <w:r>
         <w:rPr>
           <w:lang w:val="id_ID" w:bidi="id_ID"/>
@@ -32016,36 +31722,24 @@
         </w:rPr>
         <w:t xml:space="preserve"> merujuk kepada guru-guru palsu yang diperkenalkan dalam </w:t>
       </w:r>
-      <w:hyperlink r:id="rId22">
-        <w:r>
-          <w:rPr>
-            <w:lang w:val="id_ID" w:bidi="id_ID"/>
-          </w:rPr>
-          <w:rPr>
-            <w:color w:val="0000EE"/>
-            <w:u w:val="single"/>
-          </w:rPr>
-          <w:t>2:1</w:t>
-        </w:r>
-      </w:hyperlink>
+      <w:r>
+        <w:rPr>
+          <w:lang w:val="id_ID" w:bidi="id_ID"/>
+        </w:rPr>
+        <w:t>2:1</w:t>
+      </w:r>
       <w:r>
         <w:rPr>
           <w:lang w:val="id_ID" w:bidi="id_ID"/>
         </w:rPr>
         <w:t xml:space="preserve"> dan dibahas dalam </w:t>
       </w:r>
-      <w:hyperlink r:id="rId31">
-        <w:r>
-          <w:rPr>
-            <w:lang w:val="id_ID" w:bidi="id_ID"/>
-          </w:rPr>
-          <w:rPr>
-            <w:color w:val="0000EE"/>
-            <w:u w:val="single"/>
-          </w:rPr>
-          <w:t>2:12–19</w:t>
-        </w:r>
-      </w:hyperlink>
+      <w:r>
+        <w:rPr>
+          <w:lang w:val="id_ID" w:bidi="id_ID"/>
+        </w:rPr>
+        <w:t>2:12–19</w:t>
+      </w:r>
       <w:r>
         <w:rPr>
           <w:lang w:val="id_ID" w:bidi="id_ID"/>
@@ -32366,18 +32060,12 @@
         </w:rPr>
         <w:t xml:space="preserve"> merujuk kepada guru-guru palsu yang diperkenalkan dalam </w:t>
       </w:r>
-      <w:hyperlink r:id="rId22">
-        <w:r>
-          <w:rPr>
-            <w:lang w:val="id_ID" w:bidi="id_ID"/>
-          </w:rPr>
-          <w:rPr>
-            <w:color w:val="0000EE"/>
-            <w:u w:val="single"/>
-          </w:rPr>
-          <w:t>2:1</w:t>
-        </w:r>
-      </w:hyperlink>
+      <w:r>
+        <w:rPr>
+          <w:lang w:val="id_ID" w:bidi="id_ID"/>
+        </w:rPr>
+        <w:t>2:1</w:t>
+      </w:r>
       <w:r>
         <w:rPr>
           <w:lang w:val="id_ID" w:bidi="id_ID"/>
@@ -32589,36 +32277,24 @@
         </w:rPr>
         <w:t xml:space="preserve"> atau jalan. Frasa ini merujuk pada cara menjalani hidup yang benar dan berkenan kepada Tuhan. Petrus mungkin juga menggunakannya di sini untuk merujuk secara khusus kepada iman Kristen, mirip dengan penggunaan “jalan kebenaran” dalam </w:t>
       </w:r>
-      <w:hyperlink r:id="rId25">
-        <w:r>
-          <w:rPr>
-            <w:lang w:val="id_ID" w:bidi="id_ID"/>
-          </w:rPr>
-          <w:rPr>
-            <w:color w:val="0000EE"/>
-            <w:u w:val="single"/>
-          </w:rPr>
-          <w:t>2:2</w:t>
-        </w:r>
-      </w:hyperlink>
+      <w:r>
+        <w:rPr>
+          <w:lang w:val="id_ID" w:bidi="id_ID"/>
+        </w:rPr>
+        <w:t>2:2</w:t>
+      </w:r>
       <w:r>
         <w:rPr>
           <w:lang w:val="id_ID" w:bidi="id_ID"/>
         </w:rPr>
         <w:t xml:space="preserve"> dan “jalan yang lurus” dalam </w:t>
       </w:r>
-      <w:hyperlink r:id="rId32">
-        <w:r>
-          <w:rPr>
-            <w:lang w:val="id_ID" w:bidi="id_ID"/>
-          </w:rPr>
-          <w:rPr>
-            <w:color w:val="0000EE"/>
-            <w:u w:val="single"/>
-          </w:rPr>
-          <w:t>2:15</w:t>
-        </w:r>
-      </w:hyperlink>
+      <w:r>
+        <w:rPr>
+          <w:lang w:val="id_ID" w:bidi="id_ID"/>
+        </w:rPr>
+        <w:t>2:15</w:t>
+      </w:r>
       <w:r>
         <w:rPr>
           <w:lang w:val="id_ID" w:bidi="id_ID"/>
@@ -33290,18 +32966,12 @@
         </w:rPr>
         <w:t xml:space="preserve"> merujuk kepada guru-guru palsu yang diperkenalkan dalam </w:t>
       </w:r>
-      <w:hyperlink r:id="rId22">
-        <w:r>
-          <w:rPr>
-            <w:lang w:val="id_ID" w:bidi="id_ID"/>
-          </w:rPr>
-          <w:rPr>
-            <w:color w:val="0000EE"/>
-            <w:u w:val="single"/>
-          </w:rPr>
-          <w:t>2:1</w:t>
-        </w:r>
-      </w:hyperlink>
+      <w:r>
+        <w:rPr>
+          <w:lang w:val="id_ID" w:bidi="id_ID"/>
+        </w:rPr>
+        <w:t>2:1</w:t>
+      </w:r>
       <w:r>
         <w:rPr>
           <w:lang w:val="id_ID" w:bidi="id_ID"/>
@@ -33879,18 +33549,12 @@
         </w:rPr>
         <w:t xml:space="preserve">, seolah-olah pikiran pembacanya sedang tertidur, untuk merujuk pada membuat pembacanya memikirkan hal-hal ini. Jika akan membantu dalam bahasa Anda, Anda dapat mengekspresikan metafora ini dengan menerjemahkannya secara jelas. Lihat bagaimana Anda menerjemahkan istilah ini di </w:t>
       </w:r>
-      <w:hyperlink r:id="rId33">
-        <w:r>
-          <w:rPr>
-            <w:lang w:val="id_ID" w:bidi="id_ID"/>
-          </w:rPr>
-          <w:rPr>
-            <w:color w:val="0000EE"/>
-            <w:u w:val="single"/>
-          </w:rPr>
-          <w:t>1:13</w:t>
-        </w:r>
-      </w:hyperlink>
+      <w:r>
+        <w:rPr>
+          <w:lang w:val="id_ID" w:bidi="id_ID"/>
+        </w:rPr>
+        <w:t>1:13</w:t>
+      </w:r>
       <w:r>
         <w:rPr>
           <w:lang w:val="id_ID" w:bidi="id_ID"/>
@@ -33993,18 +33657,12 @@
         </w:rPr>
         <w:t xml:space="preserve"> dalam frasa ini dengan kata kerja. Lihat bagaimana Anda menerjemahkan istilah ini di </w:t>
       </w:r>
-      <w:hyperlink r:id="rId33">
-        <w:r>
-          <w:rPr>
-            <w:lang w:val="id_ID" w:bidi="id_ID"/>
-          </w:rPr>
-          <w:rPr>
-            <w:color w:val="0000EE"/>
-            <w:u w:val="single"/>
-          </w:rPr>
-          <w:t>1:13</w:t>
-        </w:r>
-      </w:hyperlink>
+      <w:r>
+        <w:rPr>
+          <w:lang w:val="id_ID" w:bidi="id_ID"/>
+        </w:rPr>
+        <w:t>1:13</w:t>
+      </w:r>
       <w:r>
         <w:rPr>
           <w:lang w:val="id_ID" w:bidi="id_ID"/>
@@ -34465,18 +34123,12 @@
         </w:rPr>
         <w:t xml:space="preserve"> merujuk kepada nabi-nabi Perjanjian Lama yang juga dirujuk oleh Petrus dalam </w:t>
       </w:r>
-      <w:hyperlink r:id="rId34">
-        <w:r>
-          <w:rPr>
-            <w:lang w:val="id_ID" w:bidi="id_ID"/>
-          </w:rPr>
-          <w:rPr>
-            <w:color w:val="0000EE"/>
-            <w:u w:val="single"/>
-          </w:rPr>
-          <w:t>1:19–21</w:t>
-        </w:r>
-      </w:hyperlink>
+      <w:r>
+        <w:rPr>
+          <w:lang w:val="id_ID" w:bidi="id_ID"/>
+        </w:rPr>
+        <w:t>1:19–21</w:t>
+      </w:r>
       <w:r>
         <w:rPr>
           <w:lang w:val="id_ID" w:bidi="id_ID"/>
@@ -35218,18 +34870,12 @@
         </w:rPr>
         <w:t xml:space="preserve"> di sini untuk merujuk pada tingkat kepentingan. Ini tidak merujuk pada urutan waktu. Lihat bagaimana Anda menerjemahkannya dalam </w:t>
       </w:r>
-      <w:hyperlink r:id="rId35">
-        <w:r>
-          <w:rPr>
-            <w:lang w:val="id_ID" w:bidi="id_ID"/>
-          </w:rPr>
-          <w:rPr>
-            <w:color w:val="0000EE"/>
-            <w:u w:val="single"/>
-          </w:rPr>
-          <w:t>1:20</w:t>
-        </w:r>
-      </w:hyperlink>
+      <w:r>
+        <w:rPr>
+          <w:lang w:val="id_ID" w:bidi="id_ID"/>
+        </w:rPr>
+        <w:t>1:20</w:t>
+      </w:r>
       <w:r>
         <w:rPr>
           <w:lang w:val="id_ID" w:bidi="id_ID"/>
@@ -35299,18 +34945,12 @@
         </w:rPr>
         <w:t xml:space="preserve">Petrus menggunakan pernyataan untuk memberikan instruksi. Jika itu akan membantu dalam bahasa Anda, Anda dapat menunjukkannya dengan menerjemahkannya sebagai perintah. Jika Anda melakukannya, mungkin akan sangat membantu jika Anda memulai sebuah kalimat baru di sini. Lihat bagaimana Anda menerjemahkannya di </w:t>
       </w:r>
-      <w:hyperlink r:id="rId35">
-        <w:r>
-          <w:rPr>
-            <w:lang w:val="id_ID" w:bidi="id_ID"/>
-          </w:rPr>
-          <w:rPr>
-            <w:color w:val="0000EE"/>
-            <w:u w:val="single"/>
-          </w:rPr>
-          <w:t>1:20</w:t>
-        </w:r>
-      </w:hyperlink>
+      <w:r>
+        <w:rPr>
+          <w:lang w:val="id_ID" w:bidi="id_ID"/>
+        </w:rPr>
+        <w:t>1:20</w:t>
+      </w:r>
       <w:r>
         <w:rPr>
           <w:lang w:val="id_ID" w:bidi="id_ID"/>
@@ -37566,18 +37206,12 @@
         </w:rPr>
         <w:t xml:space="preserve"> merujuk kepada “firman Allah,” yang menurut Petrus dalam </w:t>
       </w:r>
-      <w:hyperlink r:id="rId36">
-        <w:r>
-          <w:rPr>
-            <w:lang w:val="id_ID" w:bidi="id_ID"/>
-          </w:rPr>
-          <w:rPr>
-            <w:color w:val="0000EE"/>
-            <w:u w:val="single"/>
-          </w:rPr>
-          <w:t>3:5–6</w:t>
-        </w:r>
-      </w:hyperlink>
+      <w:r>
+        <w:rPr>
+          <w:lang w:val="id_ID" w:bidi="id_ID"/>
+        </w:rPr>
+        <w:t>3:5–6</w:t>
+      </w:r>
       <w:r>
         <w:rPr>
           <w:lang w:val="id_ID" w:bidi="id_ID"/>
@@ -38471,18 +38105,12 @@
         </w:rPr>
         <w:t xml:space="preserve"> bahwa Yesus akan datang kembali. Lihat bagaimana Anda menerjemahkannya dalam </w:t>
       </w:r>
-      <w:hyperlink r:id="rId37">
-        <w:r>
-          <w:rPr>
-            <w:lang w:val="id_ID" w:bidi="id_ID"/>
-          </w:rPr>
-          <w:rPr>
-            <w:color w:val="0000EE"/>
-            <w:u w:val="single"/>
-          </w:rPr>
-          <w:t>3:4</w:t>
-        </w:r>
-      </w:hyperlink>
+      <w:r>
+        <w:rPr>
+          <w:lang w:val="id_ID" w:bidi="id_ID"/>
+        </w:rPr>
+        <w:t>3:4</w:t>
+      </w:r>
       <w:r>
         <w:rPr>
           <w:lang w:val="id_ID" w:bidi="id_ID"/>
@@ -38585,18 +38213,12 @@
         </w:rPr>
         <w:t xml:space="preserve"> merujuk kepada “para pengejek” yang diperkenalkan dalam </w:t>
       </w:r>
-      <w:hyperlink r:id="rId38">
-        <w:r>
-          <w:rPr>
-            <w:lang w:val="id_ID" w:bidi="id_ID"/>
-          </w:rPr>
-          <w:rPr>
-            <w:color w:val="0000EE"/>
-            <w:u w:val="single"/>
-          </w:rPr>
-          <w:t>3:3</w:t>
-        </w:r>
-      </w:hyperlink>
+      <w:r>
+        <w:rPr>
+          <w:lang w:val="id_ID" w:bidi="id_ID"/>
+        </w:rPr>
+        <w:t>3:3</w:t>
+      </w:r>
       <w:r>
         <w:rPr>
           <w:lang w:val="id_ID" w:bidi="id_ID"/>
@@ -40620,18 +40242,12 @@
         </w:rPr>
         <w:t xml:space="preserve"> dapat merujuk pada: (1) elemen-elemen dasar yang membentuk alam semesta. Terjemahan alternatif: “komponen-komponen alam akan dihancurkan oleh panas” (2) benda-benda langit, seperti matahari, bulan, dan bintang-bintang. Terjemahan alternatif: “benda-benda langit akan dihancurkan oleh panas” Lihat bagaimana Anda menerjemahkannya dalam </w:t>
       </w:r>
-      <w:hyperlink r:id="rId39">
-        <w:r>
-          <w:rPr>
-            <w:lang w:val="id_ID" w:bidi="id_ID"/>
-          </w:rPr>
-          <w:rPr>
-            <w:color w:val="0000EE"/>
-            <w:u w:val="single"/>
-          </w:rPr>
-          <w:t>3:10</w:t>
-        </w:r>
-      </w:hyperlink>
+      <w:r>
+        <w:rPr>
+          <w:lang w:val="id_ID" w:bidi="id_ID"/>
+        </w:rPr>
+        <w:t>3:10</w:t>
+      </w:r>
       <w:r>
         <w:rPr>
           <w:lang w:val="id_ID" w:bidi="id_ID"/>
@@ -40956,18 +40572,12 @@
         </w:rPr>
         <w:t xml:space="preserve"> dapat merujuk kepada: (1) Janji Allah untuk menciptakan langit dan bumi yang baru, seperti yang dijanjikan dalam Yesaya 65:17 dan Yesaya 66:22. Terjemahan alternatif: “janji-Nya akan langit yang baru dan bumi yang baru” (2) janji akan kedatangan Yesus yang kedua kali, seperti dalam </w:t>
       </w:r>
-      <w:hyperlink r:id="rId37">
-        <w:r>
-          <w:rPr>
-            <w:lang w:val="id_ID" w:bidi="id_ID"/>
-          </w:rPr>
-          <w:rPr>
-            <w:color w:val="0000EE"/>
-            <w:u w:val="single"/>
-          </w:rPr>
-          <w:t>3:4</w:t>
-        </w:r>
-      </w:hyperlink>
+      <w:r>
+        <w:rPr>
+          <w:lang w:val="id_ID" w:bidi="id_ID"/>
+        </w:rPr>
+        <w:t>3:4</w:t>
+      </w:r>
       <w:r>
         <w:rPr>
           <w:lang w:val="id_ID" w:bidi="id_ID"/>
@@ -41229,18 +40839,12 @@
         </w:rPr>
         <w:t xml:space="preserve">Petrus menggunakan kata “sebab itu” untuk memperkenalkan penjelasan tentang apa yang harus dilakukan oleh para pembacanya sebagai hasil dari apa yang baru saja ia katakan. Secara khusus ia merujuk pada pembahasan tentang hari Tuhan yang akan datang yang diberikan dalam </w:t>
       </w:r>
-      <w:hyperlink r:id="rId40">
-        <w:r>
-          <w:rPr>
-            <w:lang w:val="id_ID" w:bidi="id_ID"/>
-          </w:rPr>
-          <w:rPr>
-            <w:color w:val="0000EE"/>
-            <w:u w:val="single"/>
-          </w:rPr>
-          <w:t>3:10–13</w:t>
-        </w:r>
-      </w:hyperlink>
+      <w:r>
+        <w:rPr>
+          <w:lang w:val="id_ID" w:bidi="id_ID"/>
+        </w:rPr>
+        <w:t>3:10–13</w:t>
+      </w:r>
       <w:r>
         <w:rPr>
           <w:lang w:val="id_ID" w:bidi="id_ID"/>
@@ -41343,18 +40947,12 @@
         </w:rPr>
         <w:t xml:space="preserve"> merujuk kepada mereka yang ditulis oleh Petrus, yang dapat diperluas kepada semua orang percaya. Jika akan membantu dalam bahasa Anda, Anda dapat mengungkapkannya secara eksplisit. Lihat bagaimana Anda menerjemahkannya dalam </w:t>
       </w:r>
-      <w:hyperlink r:id="rId41">
-        <w:r>
-          <w:rPr>
-            <w:lang w:val="id_ID" w:bidi="id_ID"/>
-          </w:rPr>
-          <w:rPr>
-            <w:color w:val="0000EE"/>
-            <w:u w:val="single"/>
-          </w:rPr>
-          <w:t>3:1</w:t>
-        </w:r>
-      </w:hyperlink>
+      <w:r>
+        <w:rPr>
+          <w:lang w:val="id_ID" w:bidi="id_ID"/>
+        </w:rPr>
+        <w:t>3:1</w:t>
+      </w:r>
       <w:r>
         <w:rPr>
           <w:lang w:val="id_ID" w:bidi="id_ID"/>
@@ -41457,18 +41055,12 @@
         </w:rPr>
         <w:t xml:space="preserve"> merujuk kembali kepada peristiwa-peristiwa yang berkaitan dengan hari kedatangan Tuhan, yang dijelaskan Petrus dalam </w:t>
       </w:r>
-      <w:hyperlink r:id="rId40">
-        <w:r>
-          <w:rPr>
-            <w:lang w:val="id_ID" w:bidi="id_ID"/>
-          </w:rPr>
-          <w:rPr>
-            <w:color w:val="0000EE"/>
-            <w:u w:val="single"/>
-          </w:rPr>
-          <w:t>3:10–13</w:t>
-        </w:r>
-      </w:hyperlink>
+      <w:r>
+        <w:rPr>
+          <w:lang w:val="id_ID" w:bidi="id_ID"/>
+        </w:rPr>
+        <w:t>3:10–13</w:t>
+      </w:r>
       <w:r>
         <w:rPr>
           <w:lang w:val="id_ID" w:bidi="id_ID"/>
@@ -41922,18 +41514,12 @@
         </w:rPr>
         <w:t xml:space="preserve">Karena Tuhan bersabar, hari penghakiman belum terjadi. Hal ini memberikan kesempatan kepada manusia untuk bertobat dan diselamatkan, seperti yang dijelaskan oleh Petrus dalam </w:t>
       </w:r>
-      <w:hyperlink r:id="rId42">
-        <w:r>
-          <w:rPr>
-            <w:lang w:val="id_ID" w:bidi="id_ID"/>
-          </w:rPr>
-          <w:rPr>
-            <w:color w:val="0000EE"/>
-            <w:u w:val="single"/>
-          </w:rPr>
-          <w:t>3:9</w:t>
-        </w:r>
-      </w:hyperlink>
+      <w:r>
+        <w:rPr>
+          <w:lang w:val="id_ID" w:bidi="id_ID"/>
+        </w:rPr>
+        <w:t>3:9</w:t>
+      </w:r>
       <w:r>
         <w:rPr>
           <w:lang w:val="id_ID" w:bidi="id_ID"/>
@@ -42612,54 +42198,36 @@
         </w:rPr>
         <w:t xml:space="preserve"> dapat merujuk kepada: (1) peristiwa-peristiwa yang berhubungan dengan hari Tuhan yang dibahas dalam </w:t>
       </w:r>
-      <w:hyperlink r:id="rId40">
-        <w:r>
-          <w:rPr>
-            <w:lang w:val="id_ID" w:bidi="id_ID"/>
-          </w:rPr>
-          <w:rPr>
-            <w:color w:val="0000EE"/>
-            <w:u w:val="single"/>
-          </w:rPr>
-          <w:t>3:10–13</w:t>
-        </w:r>
-      </w:hyperlink>
+      <w:r>
+        <w:rPr>
+          <w:lang w:val="id_ID" w:bidi="id_ID"/>
+        </w:rPr>
+        <w:t>3:10–13</w:t>
+      </w:r>
       <w:r>
         <w:rPr>
           <w:lang w:val="id_ID" w:bidi="id_ID"/>
         </w:rPr>
         <w:t xml:space="preserve"> dan disebut “hal-hal ini” dalam </w:t>
       </w:r>
-      <w:hyperlink r:id="rId43">
-        <w:r>
-          <w:rPr>
-            <w:lang w:val="id_ID" w:bidi="id_ID"/>
-          </w:rPr>
-          <w:rPr>
-            <w:color w:val="0000EE"/>
-            <w:u w:val="single"/>
-          </w:rPr>
-          <w:t>3:14</w:t>
-        </w:r>
-      </w:hyperlink>
+      <w:r>
+        <w:rPr>
+          <w:lang w:val="id_ID" w:bidi="id_ID"/>
+        </w:rPr>
+        <w:t>3:14</w:t>
+      </w:r>
       <w:r>
         <w:rPr>
           <w:lang w:val="id_ID" w:bidi="id_ID"/>
         </w:rPr>
         <w:t xml:space="preserve">. Terjemahan alternatif: “hal-hal ini yang akan terjadi pada hari Tuhan” (2) perlunya hidup saleh dan mempertimbangkan bahwa kesabaran Allah adalah untuk menyelamatkan manusia, seperti yang dibahas dalam </w:t>
       </w:r>
-      <w:hyperlink r:id="rId44">
-        <w:r>
-          <w:rPr>
-            <w:lang w:val="id_ID" w:bidi="id_ID"/>
-          </w:rPr>
-          <w:rPr>
-            <w:color w:val="0000EE"/>
-            <w:u w:val="single"/>
-          </w:rPr>
-          <w:t>3:14–15</w:t>
-        </w:r>
-      </w:hyperlink>
+      <w:r>
+        <w:rPr>
+          <w:lang w:val="id_ID" w:bidi="id_ID"/>
+        </w:rPr>
+        <w:t>3:14–15</w:t>
+      </w:r>
       <w:r>
         <w:rPr>
           <w:lang w:val="id_ID" w:bidi="id_ID"/>
@@ -43345,36 +42913,24 @@
         </w:rPr>
         <w:t xml:space="preserve"> merujuk kepada mereka yang ditulis oleh Petrus, yang dapat diperluas kepada semua orang percaya. Jika akan membantu dalam bahasa Anda, Anda dapat mengungkapkannya secara eksplisit. Lihatlah bagaimana Anda menerjemahkannya dalam </w:t>
       </w:r>
-      <w:hyperlink r:id="rId41">
-        <w:r>
-          <w:rPr>
-            <w:lang w:val="id_ID" w:bidi="id_ID"/>
-          </w:rPr>
-          <w:rPr>
-            <w:color w:val="0000EE"/>
-            <w:u w:val="single"/>
-          </w:rPr>
-          <w:t>3:1</w:t>
-        </w:r>
-      </w:hyperlink>
+      <w:r>
+        <w:rPr>
+          <w:lang w:val="id_ID" w:bidi="id_ID"/>
+        </w:rPr>
+        <w:t>3:1</w:t>
+      </w:r>
       <w:r>
         <w:rPr>
           <w:lang w:val="id_ID" w:bidi="id_ID"/>
         </w:rPr>
         <w:t xml:space="preserve"> dan </w:t>
       </w:r>
-      <w:hyperlink r:id="rId43">
-        <w:r>
-          <w:rPr>
-            <w:lang w:val="id_ID" w:bidi="id_ID"/>
-          </w:rPr>
-          <w:rPr>
-            <w:color w:val="0000EE"/>
-            <w:u w:val="single"/>
-          </w:rPr>
-          <w:t>3:14</w:t>
-        </w:r>
-      </w:hyperlink>
+      <w:r>
+        <w:rPr>
+          <w:lang w:val="id_ID" w:bidi="id_ID"/>
+        </w:rPr>
+        <w:t>3:14</w:t>
+      </w:r>
       <w:r>
         <w:rPr>
           <w:lang w:val="id_ID" w:bidi="id_ID"/>
